--- a/plantilla/NOTA_INFORMATIVA.docx
+++ b/plantilla/NOTA_INFORMATIVA.docx
@@ -537,7 +537,7 @@
           <w:sz w:val="21"/>
           <w:szCs w:val="21"/>
         </w:rPr>
-        <w:t xml:space="preserve">Tengo el agrado de dirigirme a usted para saludarlo cordialmente y a través del presente, solicitarle la aprobación de Certificación de Crédito Presupuestal, a fin de proseguir con el trámite correspondiente, según el siguiente detalle:</w:t>
+        <w:t xml:space="preserve">Tengo el agrado de dirigirme a usted para {saludo} cordialmente y a través del presente, solicitarle la aprobación de Certificación de Crédito Presupuestal, a fin de proseguir con el trámite correspondiente, según el siguiente detalle:</w:t>
       </w:r>
     </w:p>
     <w:p>
